--- a/zaini_case_audit_output/outputs/word/documents/035_ملحق تنازل الشيخ احمد زيني عن كامل حصصه الى الشيخ اسامة في شركة احمد زيني التجار.docx
+++ b/zaini_case_audit_output/outputs/word/documents/035_ملحق تنازل الشيخ احمد زيني عن كامل حصصه الى الشيخ اسامة في شركة احمد زيني التجار.docx
@@ -53,6 +53,20 @@
         <w:t>[مخرج آلي / Script Output - سماوي]  [مخرج آلي يحتاج مراجعة بشرية - وردي]</w:t>
       </w:r>
     </w:p>
+    <w:p>
+      <w:pPr>
+        <w:jc w:val="right"/>
+        <w:bidi/>
+      </w:pPr>
+      <w:r>
+        <w:rPr>
+          <w:b w:val="0"/>
+          <w:i/>
+          <w:color w:val="C00000"/>
+        </w:rPr>
+        <w:t>[نص ممسوح OCR صُحِّح ترتيبه آلياً — قد يحتوي أخطاء طفيفة]</w:t>
+      </w:r>
+    </w:p>
     <w:p/>
     <w:p>
       <w:pPr>
@@ -103,7 +117,7 @@
           <w:b w:val="0"/>
           <w:i w:val="0"/>
         </w:rPr>
-        <w:t>رأس المال: ۵۰۰,۰۰۰ ریال</w:t>
+        <w:t>لایر ۰۰۰,۰۰۵ :لاملا سأر</w:t>
       </w:r>
     </w:p>
     <w:p>
@@ -246,7 +260,7 @@
           <w:b w:val="0"/>
           <w:i w:val="0"/>
         </w:rPr>
-        <w:t>١٤٣٨/٣/١٤ هـ . والمعدل بموجب قرار الشركاء المصدق عليه من كاتب عدل جدة بالصحيفة ۱۲۰ عدد ١١٦</w:t>
+        <w:t>١١٦ ددع ۰۲۱ ةفيحصلاب ةدج لدع بتاك نم هيلع قدصملا ءاكرشلا رارق بجومب لدعملاو . ـه ١٤٣٨/٣/١٤</w:t>
       </w:r>
     </w:p>
     <w:p>
@@ -324,7 +338,7 @@
           <w:b w:val="0"/>
           <w:i w:val="0"/>
         </w:rPr>
-        <w:t>شرع ومصادرة من مكة رجل أعمال وعنوانه جدة حي الخالدية تقاطع شارع الامير سلطان مع شارع قلب الجزيرة</w:t>
+        <w:t>ةريزجلا بلق عراش عم ناطلس ريمالا عراش عطاقت ةيدلاخلا يح ةدج هناونعو لامعأ لجر ةكم نم ةرداصمو عرش</w:t>
       </w:r>
     </w:p>
     <w:p>
@@ -363,7 +377,7 @@
           <w:b w:val="0"/>
           <w:i w:val="0"/>
         </w:rPr>
-        <w:t>تدقيق هذا القرار</w:t>
+        <w:t>رارقلا اذه قيقدت</w:t>
       </w:r>
     </w:p>
     <w:p>
@@ -441,7 +455,7 @@
           <w:b w:val="0"/>
           <w:i w:val="0"/>
         </w:rPr>
-        <w:t>رأس المال: ٥۰۰.۰۰۰ ريال</w:t>
+        <w:t>لاير ۰۰۰.۰۰٥ :لاملا سأر</w:t>
       </w:r>
     </w:p>
     <w:p>
@@ -519,7 +533,7 @@
           <w:b w:val="0"/>
           <w:i w:val="0"/>
         </w:rPr>
-        <w:t>اسم الشريك</w:t>
+        <w:t>كيرشلا مسا</w:t>
       </w:r>
     </w:p>
     <w:p>
@@ -532,7 +546,7 @@
           <w:b w:val="0"/>
           <w:i w:val="0"/>
         </w:rPr>
-        <w:t>عدد الحصص قيمة الحصة مجموع قيمة</w:t>
+        <w:t>ةميق عومجم ةصحلا ةميق صصحلا ددع</w:t>
       </w:r>
     </w:p>
     <w:p>
@@ -545,7 +559,7 @@
           <w:b w:val="0"/>
           <w:i w:val="0"/>
         </w:rPr>
-        <w:t>النسبة</w:t>
+        <w:t>ةبسنلا</w:t>
       </w:r>
     </w:p>
     <w:p>
@@ -571,7 +585,7 @@
           <w:b w:val="0"/>
           <w:i w:val="0"/>
         </w:rPr>
-        <w:t>بالريال</w:t>
+        <w:t>لايرلاب</w:t>
       </w:r>
     </w:p>
     <w:p>
@@ -584,7 +598,7 @@
           <w:b w:val="0"/>
           <w:i w:val="0"/>
         </w:rPr>
-        <w:t>الحصص بالريال</w:t>
+        <w:t>لايرلاب صصحلا</w:t>
       </w:r>
     </w:p>
     <w:p>
@@ -597,7 +611,7 @@
           <w:b w:val="0"/>
           <w:i w:val="0"/>
         </w:rPr>
-        <w:t>المئوية</w:t>
+        <w:t>ةيوئملا</w:t>
       </w:r>
     </w:p>
     <w:p>
@@ -870,7 +884,7 @@
           <w:b w:val="0"/>
           <w:i w:val="0"/>
         </w:rPr>
-        <w:t>: حرر هذا القرار من ٦ نسخ بيد كل طرف نسخة والنسخ الاخرى لاستخدامها في اجراءات الشهر والتسجيل النظامية والمفوض بها كل من السيد / جابر علا الله بن جبران ، السيد / أدهم زهير حسن المتوكل سعوديين الجنسية مجتمعين أو منفردين .</w:t>
+        <w:t>. نيدرفنم وأ نيعمتجم ةيسنجلا نييدوعس لكوتملا نسح ريهز مهدأ / ديسلا ، ناربج نب هللا الع رباج / ديسلا نم لك اهب ضوفملاو ةيماظنلا ليجستلاو رهشلا تاءارجا يف اهمادختسال ىرخالا خسنلاو ةخسن فرط لك ديب خسن ٦ نم رارقلا اذه ررح :</w:t>
       </w:r>
     </w:p>
     <w:p>
@@ -883,7 +897,7 @@
           <w:b w:val="0"/>
           <w:i w:val="0"/>
         </w:rPr>
-        <w:t>الطرف الأول المتنازل</w:t>
+        <w:t>لزانتملا لوألا فرطلا</w:t>
       </w:r>
     </w:p>
     <w:p>
@@ -896,7 +910,7 @@
           <w:b w:val="0"/>
           <w:i w:val="0"/>
         </w:rPr>
-        <w:t>التوقيع</w:t>
+        <w:t>عيقوتلا</w:t>
       </w:r>
     </w:p>
     <w:p>
@@ -922,7 +936,7 @@
           <w:b w:val="0"/>
           <w:i w:val="0"/>
         </w:rPr>
-        <w:t>الشريك الأول الجديد</w:t>
+        <w:t>ديدجلا لوألا كيرشلا</w:t>
       </w:r>
     </w:p>
     <w:p>
@@ -948,7 +962,7 @@
           <w:b w:val="0"/>
           <w:i w:val="0"/>
         </w:rPr>
-        <w:t>التوقيع /</w:t>
+        <w:t>/ عيقوتلا</w:t>
       </w:r>
     </w:p>
     <w:p>
@@ -974,7 +988,7 @@
           <w:b w:val="0"/>
           <w:i w:val="0"/>
         </w:rPr>
-        <w:t>الطرف الثاني</w:t>
+        <w:t>يناثلا فرطلا</w:t>
       </w:r>
     </w:p>
     <w:p>
@@ -1000,7 +1014,7 @@
           <w:b w:val="0"/>
           <w:i w:val="0"/>
         </w:rPr>
-        <w:t>التوقيع / د</w:t>
+        <w:t>د / عيقوتلا</w:t>
       </w:r>
     </w:p>
     <w:p>
@@ -1026,7 +1040,7 @@
           <w:b w:val="0"/>
           <w:i w:val="0"/>
         </w:rPr>
-        <w:t>فرع وزارة التجارة والصناعة</w:t>
+        <w:t>ةعانصلاو ةراجتلا ةرازو عرف</w:t>
       </w:r>
     </w:p>
     <w:p>
@@ -1078,7 +1092,7 @@
           <w:b w:val="0"/>
           <w:i w:val="0"/>
         </w:rPr>
-        <w:t>وزارة العدل : قسم توثيق العقود</w:t>
+        <w:t>دوقعلا قيثوت مسق : لدعلا ةرازو</w:t>
       </w:r>
     </w:p>
     <w:p>
@@ -1130,7 +1144,7 @@
           <w:b w:val="0"/>
           <w:i w:val="0"/>
         </w:rPr>
-        <w:t>كاتب الضبط</w:t>
+        <w:t>طبضلا بتاك</w:t>
       </w:r>
     </w:p>
     <w:p>
@@ -1156,7 +1170,7 @@
           <w:b w:val="0"/>
           <w:i w:val="0"/>
         </w:rPr>
-        <w:t>رشيد بن شديد العربي</w:t>
+        <w:t>يبرعلا ديدش نب ديشر</w:t>
       </w:r>
     </w:p>
     <w:p>
@@ -1182,7 +1196,7 @@
           <w:b w:val="0"/>
           <w:i w:val="0"/>
         </w:rPr>
-        <w:t>كاتب العدل المكلف بالعمل . نارية الصناعية محافظة جاف</w:t>
+        <w:t>فاج ةظفاحم ةيعانصلا ةيران . لمعلاب فلكملا لدعلا بتاك</w:t>
       </w:r>
     </w:p>
     <w:p>
@@ -1195,7 +1209,7 @@
           <w:b w:val="0"/>
           <w:i w:val="0"/>
         </w:rPr>
-        <w:t>بالغرفة التجارية</w:t>
+        <w:t>ةيراجتلا ةفرغلاب</w:t>
       </w:r>
     </w:p>
     <w:sectPr>

--- a/zaini_case_audit_output/outputs/word/documents/035_ملحق تنازل الشيخ احمد زيني عن كامل حصصه الى الشيخ اسامة في شركة احمد زيني التجار.docx
+++ b/zaini_case_audit_output/outputs/word/documents/035_ملحق تنازل الشيخ احمد زيني عن كامل حصصه الى الشيخ اسامة في شركة احمد زيني التجار.docx
@@ -53,20 +53,6 @@
         <w:t>[مخرج آلي / Script Output - سماوي]  [مخرج آلي يحتاج مراجعة بشرية - وردي]</w:t>
       </w:r>
     </w:p>
-    <w:p>
-      <w:pPr>
-        <w:jc w:val="right"/>
-        <w:bidi/>
-      </w:pPr>
-      <w:r>
-        <w:rPr>
-          <w:b w:val="0"/>
-          <w:i/>
-          <w:color w:val="C00000"/>
-        </w:rPr>
-        <w:t>[نص ممسوح OCR صُحِّح ترتيبه آلياً — قد يحتوي أخطاء طفيفة]</w:t>
-      </w:r>
-    </w:p>
     <w:p/>
     <w:p>
       <w:pPr>
@@ -117,7 +103,7 @@
           <w:b w:val="0"/>
           <w:i w:val="0"/>
         </w:rPr>
-        <w:t>لایر ۰۰۰,۰۰۵ :لاملا سأر</w:t>
+        <w:t>رأس المال: ۵۰۰,۰۰۰ ریال</w:t>
       </w:r>
     </w:p>
     <w:p>
@@ -260,7 +246,7 @@
           <w:b w:val="0"/>
           <w:i w:val="0"/>
         </w:rPr>
-        <w:t>١١٦ ددع ۰۲۱ ةفيحصلاب ةدج لدع بتاك نم هيلع قدصملا ءاكرشلا رارق بجومب لدعملاو . ـه ١٤٣٨/٣/١٤</w:t>
+        <w:t>١٤٣٨/٣/١٤ هـ . والمعدل بموجب قرار الشركاء المصدق عليه من كاتب عدل جدة بالصحيفة ۱۲۰ عدد ١١٦</w:t>
       </w:r>
     </w:p>
     <w:p>
@@ -338,7 +324,7 @@
           <w:b w:val="0"/>
           <w:i w:val="0"/>
         </w:rPr>
-        <w:t>ةريزجلا بلق عراش عم ناطلس ريمالا عراش عطاقت ةيدلاخلا يح ةدج هناونعو لامعأ لجر ةكم نم ةرداصمو عرش</w:t>
+        <w:t>شرع ومصادرة من مكة رجل أعمال وعنوانه جدة حي الخالدية تقاطع شارع الامير سلطان مع شارع قلب الجزيرة</w:t>
       </w:r>
     </w:p>
     <w:p>
@@ -377,7 +363,7 @@
           <w:b w:val="0"/>
           <w:i w:val="0"/>
         </w:rPr>
-        <w:t>رارقلا اذه قيقدت</w:t>
+        <w:t>تدقيق هذا القرار</w:t>
       </w:r>
     </w:p>
     <w:p>
@@ -455,7 +441,7 @@
           <w:b w:val="0"/>
           <w:i w:val="0"/>
         </w:rPr>
-        <w:t>لاير ۰۰۰.۰۰٥ :لاملا سأر</w:t>
+        <w:t>رأس المال: ٥۰۰.۰۰۰ ريال</w:t>
       </w:r>
     </w:p>
     <w:p>
@@ -533,7 +519,7 @@
           <w:b w:val="0"/>
           <w:i w:val="0"/>
         </w:rPr>
-        <w:t>كيرشلا مسا</w:t>
+        <w:t>اسم الشريك</w:t>
       </w:r>
     </w:p>
     <w:p>
@@ -546,7 +532,7 @@
           <w:b w:val="0"/>
           <w:i w:val="0"/>
         </w:rPr>
-        <w:t>ةميق عومجم ةصحلا ةميق صصحلا ددع</w:t>
+        <w:t>عدد الحصص قيمة الحصة مجموع قيمة</w:t>
       </w:r>
     </w:p>
     <w:p>
@@ -559,7 +545,7 @@
           <w:b w:val="0"/>
           <w:i w:val="0"/>
         </w:rPr>
-        <w:t>ةبسنلا</w:t>
+        <w:t>النسبة</w:t>
       </w:r>
     </w:p>
     <w:p>
@@ -585,7 +571,7 @@
           <w:b w:val="0"/>
           <w:i w:val="0"/>
         </w:rPr>
-        <w:t>لايرلاب</w:t>
+        <w:t>بالريال</w:t>
       </w:r>
     </w:p>
     <w:p>
@@ -598,7 +584,7 @@
           <w:b w:val="0"/>
           <w:i w:val="0"/>
         </w:rPr>
-        <w:t>لايرلاب صصحلا</w:t>
+        <w:t>الحصص بالريال</w:t>
       </w:r>
     </w:p>
     <w:p>
@@ -611,7 +597,7 @@
           <w:b w:val="0"/>
           <w:i w:val="0"/>
         </w:rPr>
-        <w:t>ةيوئملا</w:t>
+        <w:t>المئوية</w:t>
       </w:r>
     </w:p>
     <w:p>
@@ -884,7 +870,7 @@
           <w:b w:val="0"/>
           <w:i w:val="0"/>
         </w:rPr>
-        <w:t>. نيدرفنم وأ نيعمتجم ةيسنجلا نييدوعس لكوتملا نسح ريهز مهدأ / ديسلا ، ناربج نب هللا الع رباج / ديسلا نم لك اهب ضوفملاو ةيماظنلا ليجستلاو رهشلا تاءارجا يف اهمادختسال ىرخالا خسنلاو ةخسن فرط لك ديب خسن ٦ نم رارقلا اذه ررح :</w:t>
+        <w:t>: حرر هذا القرار من ٦ نسخ بيد كل طرف نسخة والنسخ الاخرى لاستخدامها في اجراءات الشهر والتسجيل النظامية والمفوض بها كل من السيد / جابر علا الله بن جبران ، السيد / أدهم زهير حسن المتوكل سعوديين الجنسية مجتمعين أو منفردين .</w:t>
       </w:r>
     </w:p>
     <w:p>
@@ -897,7 +883,7 @@
           <w:b w:val="0"/>
           <w:i w:val="0"/>
         </w:rPr>
-        <w:t>لزانتملا لوألا فرطلا</w:t>
+        <w:t>الطرف الأول المتنازل</w:t>
       </w:r>
     </w:p>
     <w:p>
@@ -910,7 +896,7 @@
           <w:b w:val="0"/>
           <w:i w:val="0"/>
         </w:rPr>
-        <w:t>عيقوتلا</w:t>
+        <w:t>التوقيع</w:t>
       </w:r>
     </w:p>
     <w:p>
@@ -936,7 +922,7 @@
           <w:b w:val="0"/>
           <w:i w:val="0"/>
         </w:rPr>
-        <w:t>ديدجلا لوألا كيرشلا</w:t>
+        <w:t>الشريك الأول الجديد</w:t>
       </w:r>
     </w:p>
     <w:p>
@@ -962,7 +948,7 @@
           <w:b w:val="0"/>
           <w:i w:val="0"/>
         </w:rPr>
-        <w:t>/ عيقوتلا</w:t>
+        <w:t>التوقيع /</w:t>
       </w:r>
     </w:p>
     <w:p>
@@ -988,7 +974,7 @@
           <w:b w:val="0"/>
           <w:i w:val="0"/>
         </w:rPr>
-        <w:t>يناثلا فرطلا</w:t>
+        <w:t>الطرف الثاني</w:t>
       </w:r>
     </w:p>
     <w:p>
@@ -1014,7 +1000,7 @@
           <w:b w:val="0"/>
           <w:i w:val="0"/>
         </w:rPr>
-        <w:t>د / عيقوتلا</w:t>
+        <w:t>التوقيع / د</w:t>
       </w:r>
     </w:p>
     <w:p>
@@ -1040,7 +1026,7 @@
           <w:b w:val="0"/>
           <w:i w:val="0"/>
         </w:rPr>
-        <w:t>ةعانصلاو ةراجتلا ةرازو عرف</w:t>
+        <w:t>فرع وزارة التجارة والصناعة</w:t>
       </w:r>
     </w:p>
     <w:p>
@@ -1092,7 +1078,7 @@
           <w:b w:val="0"/>
           <w:i w:val="0"/>
         </w:rPr>
-        <w:t>دوقعلا قيثوت مسق : لدعلا ةرازو</w:t>
+        <w:t>وزارة العدل : قسم توثيق العقود</w:t>
       </w:r>
     </w:p>
     <w:p>
@@ -1144,7 +1130,7 @@
           <w:b w:val="0"/>
           <w:i w:val="0"/>
         </w:rPr>
-        <w:t>طبضلا بتاك</w:t>
+        <w:t>كاتب الضبط</w:t>
       </w:r>
     </w:p>
     <w:p>
@@ -1170,7 +1156,7 @@
           <w:b w:val="0"/>
           <w:i w:val="0"/>
         </w:rPr>
-        <w:t>يبرعلا ديدش نب ديشر</w:t>
+        <w:t>رشيد بن شديد العربي</w:t>
       </w:r>
     </w:p>
     <w:p>
@@ -1196,7 +1182,7 @@
           <w:b w:val="0"/>
           <w:i w:val="0"/>
         </w:rPr>
-        <w:t>فاج ةظفاحم ةيعانصلا ةيران . لمعلاب فلكملا لدعلا بتاك</w:t>
+        <w:t>كاتب العدل المكلف بالعمل . نارية الصناعية محافظة جاف</w:t>
       </w:r>
     </w:p>
     <w:p>
@@ -1209,7 +1195,7 @@
           <w:b w:val="0"/>
           <w:i w:val="0"/>
         </w:rPr>
-        <w:t>ةيراجتلا ةفرغلاب</w:t>
+        <w:t>بالغرفة التجارية</w:t>
       </w:r>
     </w:p>
     <w:sectPr>
